--- a/klagomål/A 31007-2026 FSC-klagomål.docx
+++ b/klagomål/A 31007-2026 FSC-klagomål.docx
@@ -2333,7 +2333,7 @@
     <w:r>
       <w:tab/>
       <w:tab/>
-      <w:t>2026-08-15</w:t>
+      <w:t>2026-08-16</w:t>
       <w:br/>
       <w:br/>
     </w:r>

--- a/klagomål/A 31007-2026 FSC-klagomål.docx
+++ b/klagomål/A 31007-2026 FSC-klagomål.docx
@@ -2333,7 +2333,7 @@
     <w:r>
       <w:tab/>
       <w:tab/>
-      <w:t>2026-08-16</w:t>
+      <w:t>2026-08-17</w:t>
       <w:br/>
       <w:br/>
     </w:r>

--- a/klagomål/A 31007-2026 FSC-klagomål.docx
+++ b/klagomål/A 31007-2026 FSC-klagomål.docx
@@ -221,7 +221,7 @@
     </w:p>
     <w:p>
       <w:r>
-        <w:t>I och inom 19 meter från avverkningsanmälan finns fynd av 26 naturvårdsarter, varav 15 är rödlistade, 6 är fridlysta, 21 är typiska (T) och 8 är signalarter (S): garnlav (VU, T), knärot (VU, T, §8), doftskinn (NT, T), dvärgbägarlav (NT, T), kolflarnlav (NT, T), lunglav (NT, T), mörk kolflarnlav (NT), skrovellav (NT, T), tallticka (NT, T), talltita (NT, §4), tretåig hackspett (NT, T, §4), ullticka (NT, T), vedskivlav (NT, T), violettgrå tagellav (NT, T), vitgrynig nållav (NT), bronshjon (S, T), korallblylav (S, T), luddlav (S, T), rävticka (S, T), stuplav (S, T), thomsons trägnagare (S), vedticka (S, T), vågbandad barkbock (S), järpe (T, §4), spillkråka (T, §4) och tjäder (T, §4). Se Figur 1.</w:t>
+        <w:t>I och inom 19 meter från avverkningsanmälan finns fynd av 28 naturvårdsarter, varav 16 är rödlistade, 6 är fridlysta, 22 är typiska (T) och 9 är signalarter (S): garnlav (VU, T), knärot (VU, T, §8), doftskinn (NT, T), dvärgbägarlav (NT, T), kolflarnlav (NT, T), lunglav (NT, T), mörk kolflarnlav (NT), skrovellav (NT, T), tallticka (NT, T), talltita (NT, §4), tretåig hackspett (NT, T, §4), ullticka (NT, T), vedskivlav (NT, T), violettgrå tagellav (NT, T), vitgrynig nållav (NT), äggvaxskivling (NT), bronshjon (S, T), korallblylav (S, T), luddlav (S, T), rävticka (S, T), stuplav (S, T), thomsons trägnagare (S), trådticka (S, T), vedticka (S, T), vågbandad barkbock (S), järpe (T, §4), spillkråka (T, §4) och tjäder (T, §4). Se Figur 1.</w:t>
       </w:r>
     </w:p>
     <w:p>
@@ -325,7 +325,7 @@
     </w:p>
     <w:p>
       <w:r>
-        <w:t>I det avverkningsanmälda området finns 3 fyndplatser för knärot registrerade på Artportalen. Figur 2 visar gränserna för buffertzoner på 50 m, som behöver lämnas kring fyndplatserna för att knärotslokalerna inte ska försvinna vid en avverkning. Av det avverkningsanmälda området överlappar 1.37 ha med buffertzonerna och får av detta skäl inte avverkas.</w:t>
+        <w:t>I det avverkningsanmälda området finns 4 fyndplatser för knärot registrerade på Artportalen. Figur 2 visar gränserna för buffertzoner på 50 m, som behöver lämnas kring fyndplatserna för att knärotslokalerna inte ska försvinna vid en avverkning. Av det avverkningsanmälda området överlappar 1.64 ha med buffertzonerna och får av detta skäl inte avverkas.</w:t>
       </w:r>
     </w:p>
     <w:p>
@@ -731,6 +731,17 @@
         <w:rPr>
           <w:b/>
         </w:rPr>
+        <w:t>Äggvaxskivling (NT)</w:t>
+      </w:r>
+      <w:r>
+        <w:t xml:space="preserve"> bildar mykorrhiza med gran och förekommer huvudsakligen i äldre blåbärsgranskog. Har i Sverige en nordlig utbredningsbild och är relativt vanlig i norra Sverige. Total population i landet bedöms ha minskat kraftigt och fortgående att minska p.g.a. slutavverkningar av kontinuitetsskogar. Skogar med rik förekomst av äggvaxskivling brukar ha en artrik flora av mykorrhizasvampar och kan betraktas som nyckelbiotoper (SLU Artdatabanken, 2024).</w:t>
+      </w:r>
+    </w:p>
+    <w:p>
+      <w:r>
+        <w:rPr>
+          <w:b/>
+        </w:rPr>
         <w:t>Bronshjon</w:t>
       </w:r>
       <w:r>
@@ -887,6 +898,35 @@
       </w:r>
       <w:r>
         <w:t xml:space="preserve"> (SLU Artdatabanken, 2026; Nitare &amp; Skogsstyrelsen, 2019).</w:t>
+      </w:r>
+    </w:p>
+    <w:p>
+      <w:r>
+        <w:rPr>
+          <w:b/>
+        </w:rPr>
+        <w:t xml:space="preserve">Trådticka </w:t>
+      </w:r>
+      <w:r>
+        <w:t xml:space="preserve">är knuten till grova granar i rikare ofta fuktiga miljöer. Den återfinns på både levande och döda träd samt stubbar och nyligen fallna träd. Karaktärsart för äldre fuktiga granskogsbiotoper, och i stor mängd är den en bra signalart för miljöer med andra rödlistade arter. Trådticka är typisk art för </w:t>
+      </w:r>
+      <w:r>
+        <w:rPr>
+          <w:i/>
+        </w:rPr>
+        <w:t xml:space="preserve">9010 Taiga </w:t>
+      </w:r>
+      <w:r>
+        <w:t xml:space="preserve">och </w:t>
+      </w:r>
+      <w:r>
+        <w:rPr>
+          <w:i/>
+        </w:rPr>
+        <w:t xml:space="preserve">9050 Näringsrik granskog </w:t>
+      </w:r>
+      <w:r>
+        <w:t>(SLU Artdatabanken, 2025).</w:t>
       </w:r>
     </w:p>
     <w:p>
@@ -1121,7 +1161,7 @@
         <w:rPr>
           <w:i/>
         </w:rPr>
-        <w:t>I det avverkningsanmälda skogsområdet har 23 rödlistade arter och signalarter påträffats. Detta ska jämföras med Skogsstyrelsens uppföljning 2017 av nyckelbiotoper som visade att man i genomsnitt hittar 20,6 olika rödlistade arter och signalarter i en nyckelbiotop (Wijk, S. 2017. Biologisk mångfald i nyckelbiotoper – Resultat från inventeringen “Uppföljning biologisk mångfald” 2009–2015. Rapport 4/2017 Skogsstyrelsen, Jönköping).</w:t>
+        <w:t>I det avverkningsanmälda skogsområdet har 25 rödlistade arter och signalarter påträffats. Detta ska jämföras med Skogsstyrelsens uppföljning 2017 av nyckelbiotoper som visade att man i genomsnitt hittar 20,6 olika rödlistade arter och signalarter i en nyckelbiotop (Wijk, S. 2017. Biologisk mångfald i nyckelbiotoper – Resultat från inventeringen “Uppföljning biologisk mångfald” 2009–2015. Rapport 4/2017 Skogsstyrelsen, Jönköping).</w:t>
       </w:r>
     </w:p>
     <w:p>
@@ -1150,7 +1190,7 @@
         <w:rPr>
           <w:i/>
         </w:rPr>
-        <w:t>I det avverkningsanmälda skogsområdet har 26 naturvårdsarter varav 15 rödlistade arter sina livsmiljöer och växtplatser.</w:t>
+        <w:t>I det avverkningsanmälda skogsområdet har 28 naturvårdsarter varav 16 rödlistade arter sina livsmiljöer och växtplatser.</w:t>
       </w:r>
     </w:p>
     <w:p>
@@ -2333,7 +2373,7 @@
     <w:r>
       <w:tab/>
       <w:tab/>
-      <w:t>2026-08-17</w:t>
+      <w:t>2026-08-18</w:t>
       <w:br/>
       <w:br/>
     </w:r>

--- a/klagomål/A 31007-2026 FSC-klagomål.docx
+++ b/klagomål/A 31007-2026 FSC-klagomål.docx
@@ -2373,7 +2373,7 @@
     <w:r>
       <w:tab/>
       <w:tab/>
-      <w:t>2026-08-18</w:t>
+      <w:t>2026-08-19</w:t>
       <w:br/>
       <w:br/>
     </w:r>

--- a/klagomål/A 31007-2026 FSC-klagomål.docx
+++ b/klagomål/A 31007-2026 FSC-klagomål.docx
@@ -2373,7 +2373,7 @@
     <w:r>
       <w:tab/>
       <w:tab/>
-      <w:t>2026-08-19</w:t>
+      <w:t>2026-08-20</w:t>
       <w:br/>
       <w:br/>
     </w:r>

--- a/klagomål/A 31007-2026 FSC-klagomål.docx
+++ b/klagomål/A 31007-2026 FSC-klagomål.docx
@@ -2373,7 +2373,7 @@
     <w:r>
       <w:tab/>
       <w:tab/>
-      <w:t>2026-08-20</w:t>
+      <w:t>2026-08-21</w:t>
       <w:br/>
       <w:br/>
     </w:r>

--- a/klagomål/A 31007-2026 FSC-klagomål.docx
+++ b/klagomål/A 31007-2026 FSC-klagomål.docx
@@ -2373,7 +2373,7 @@
     <w:r>
       <w:tab/>
       <w:tab/>
-      <w:t>2026-08-21</w:t>
+      <w:t>2026-08-22</w:t>
       <w:br/>
       <w:br/>
     </w:r>

--- a/klagomål/A 31007-2026 FSC-klagomål.docx
+++ b/klagomål/A 31007-2026 FSC-klagomål.docx
@@ -2373,7 +2373,7 @@
     <w:r>
       <w:tab/>
       <w:tab/>
-      <w:t>2026-08-22</w:t>
+      <w:t>2026-08-23</w:t>
       <w:br/>
       <w:br/>
     </w:r>

--- a/klagomål/A 31007-2026 FSC-klagomål.docx
+++ b/klagomål/A 31007-2026 FSC-klagomål.docx
@@ -2373,7 +2373,7 @@
     <w:r>
       <w:tab/>
       <w:tab/>
-      <w:t>2026-08-23</w:t>
+      <w:t>2026-08-24</w:t>
       <w:br/>
       <w:br/>
     </w:r>

--- a/klagomål/A 31007-2026 FSC-klagomål.docx
+++ b/klagomål/A 31007-2026 FSC-klagomål.docx
@@ -2373,7 +2373,7 @@
     <w:r>
       <w:tab/>
       <w:tab/>
-      <w:t>2026-08-24</w:t>
+      <w:t>2026-08-25</w:t>
       <w:br/>
       <w:br/>
     </w:r>

--- a/klagomål/A 31007-2026 FSC-klagomål.docx
+++ b/klagomål/A 31007-2026 FSC-klagomål.docx
@@ -2373,7 +2373,7 @@
     <w:r>
       <w:tab/>
       <w:tab/>
-      <w:t>2026-08-25</w:t>
+      <w:t>2026-08-26</w:t>
       <w:br/>
       <w:br/>
     </w:r>

--- a/klagomål/A 31007-2026 FSC-klagomål.docx
+++ b/klagomål/A 31007-2026 FSC-klagomål.docx
@@ -2373,7 +2373,7 @@
     <w:r>
       <w:tab/>
       <w:tab/>
-      <w:t>2026-08-26</w:t>
+      <w:t>2026-08-27</w:t>
       <w:br/>
       <w:br/>
     </w:r>

--- a/klagomål/A 31007-2026 FSC-klagomål.docx
+++ b/klagomål/A 31007-2026 FSC-klagomål.docx
@@ -2373,7 +2373,7 @@
     <w:r>
       <w:tab/>
       <w:tab/>
-      <w:t>2026-08-27</w:t>
+      <w:t>2026-08-28</w:t>
       <w:br/>
       <w:br/>
     </w:r>

--- a/klagomål/A 31007-2026 FSC-klagomål.docx
+++ b/klagomål/A 31007-2026 FSC-klagomål.docx
@@ -2373,7 +2373,7 @@
     <w:r>
       <w:tab/>
       <w:tab/>
-      <w:t>2026-08-28</w:t>
+      <w:t>2026-08-29</w:t>
       <w:br/>
       <w:br/>
     </w:r>

--- a/klagomål/A 31007-2026 FSC-klagomål.docx
+++ b/klagomål/A 31007-2026 FSC-klagomål.docx
@@ -2373,7 +2373,7 @@
     <w:r>
       <w:tab/>
       <w:tab/>
-      <w:t>2026-08-29</w:t>
+      <w:t>2026-08-31</w:t>
       <w:br/>
       <w:br/>
     </w:r>

--- a/klagomål/A 31007-2026 FSC-klagomål.docx
+++ b/klagomål/A 31007-2026 FSC-klagomål.docx
@@ -2373,7 +2373,7 @@
     <w:r>
       <w:tab/>
       <w:tab/>
-      <w:t>2026-08-31</w:t>
+      <w:t>2026-09-01</w:t>
       <w:br/>
       <w:br/>
     </w:r>

--- a/klagomål/A 31007-2026 FSC-klagomål.docx
+++ b/klagomål/A 31007-2026 FSC-klagomål.docx
@@ -2373,7 +2373,7 @@
     <w:r>
       <w:tab/>
       <w:tab/>
-      <w:t>2026-09-01</w:t>
+      <w:t>2026-09-02</w:t>
       <w:br/>
       <w:br/>
     </w:r>

--- a/klagomål/A 31007-2026 FSC-klagomål.docx
+++ b/klagomål/A 31007-2026 FSC-klagomål.docx
@@ -2373,7 +2373,7 @@
     <w:r>
       <w:tab/>
       <w:tab/>
-      <w:t>2026-09-02</w:t>
+      <w:t>2026-09-03</w:t>
       <w:br/>
       <w:br/>
     </w:r>

--- a/klagomål/A 31007-2026 FSC-klagomål.docx
+++ b/klagomål/A 31007-2026 FSC-klagomål.docx
@@ -2373,7 +2373,7 @@
     <w:r>
       <w:tab/>
       <w:tab/>
-      <w:t>2026-09-03</w:t>
+      <w:t>2026-09-04</w:t>
       <w:br/>
       <w:br/>
     </w:r>

--- a/klagomål/A 31007-2026 FSC-klagomål.docx
+++ b/klagomål/A 31007-2026 FSC-klagomål.docx
@@ -2373,7 +2373,7 @@
     <w:r>
       <w:tab/>
       <w:tab/>
-      <w:t>2026-09-04</w:t>
+      <w:t>2026-09-05</w:t>
       <w:br/>
       <w:br/>
     </w:r>
